--- a/contents/battle-workbook/attack-w06.docx
+++ b/contents/battle-workbook/attack-w06.docx
@@ -191,7 +191,7 @@
           <w:b/>
           <w:sz w:val="21"/>
         </w:rPr>
-        <w:t>망 외부(attacker-ext)</w:t>
+        <w:t>망 외부(외부 공격자 VM 192.168.0.202)</w:t>
       </w:r>
       <w:r>
         <w:rPr>
@@ -396,7 +396,7 @@
         </w:rPr>
         <w:t>curl -s -A "sqlmap/1.7" -H "Host: dvwa.6v6.lab" \</w:t>
         <w:br/>
-        <w:t xml:space="preserve">  "http://&lt;대상_공개IP&gt;/login?user=admin&amp;pass=at6r1-kim-test"</w:t>
+        <w:t xml:space="preserve">  "http://192.168.0.161/login?user=admin&amp;pass=at6r1-kim-test"</w:t>
       </w:r>
     </w:p>
     <w:p>
@@ -504,7 +504,7 @@
           <w:b/>
           <w:sz w:val="22"/>
         </w:rPr>
-        <w:t>▶ 실행 결과 화면 (스크린샷 붙여넣기)</w:t>
+        <w:t>▶ 실행 결과 (출력/스크린샷)</w:t>
       </w:r>
     </w:p>
     <w:tbl>
@@ -538,7 +538,7 @@
                 <w:color w:val="AAAAAA"/>
                 <w:sz w:val="18"/>
               </w:rPr>
-              <w:t>여기에 결과 스크린샷을 붙여넣으세요 (커서를 두고 Ctrl+V)</w:t>
+              <w:t>여기에 결과 출력을 적거나 스크린샷을 붙여넣으세요 (커서를 두고 Ctrl+V)</w:t>
             </w:r>
           </w:p>
         </w:tc>
@@ -690,9 +690,9 @@
           <w:rFonts w:ascii="Consolas" w:hAnsi="Consolas"/>
           <w:sz w:val="19"/>
         </w:rPr>
-        <w:t>curl -s -A "gobuster/3" -H "Host: dvwa.6v6.lab" "http://&lt;대상_공개IP&gt;/admin?probe=at6r1-kim"</w:t>
+        <w:t>curl -s -A "gobuster/3" -H "Host: dvwa.6v6.lab" "http://192.168.0.161/admin?probe=at6r1-kim"</w:t>
         <w:br/>
-        <w:t>curl -s -H "Host: dvwa.6v6.lab" "http://&lt;대상_공개IP&gt;/account?id=at6r1-kim-1001"</w:t>
+        <w:t>curl -s -H "Host: dvwa.6v6.lab" "http://192.168.0.161/account?id=at6r1-kim-1001"</w:t>
       </w:r>
     </w:p>
     <w:p>
@@ -800,7 +800,7 @@
           <w:b/>
           <w:sz w:val="22"/>
         </w:rPr>
-        <w:t>▶ 실행 결과 화면 (스크린샷 붙여넣기)</w:t>
+        <w:t>▶ 실행 결과 (출력/스크린샷)</w:t>
       </w:r>
     </w:p>
     <w:tbl>
@@ -834,7 +834,7 @@
                 <w:color w:val="AAAAAA"/>
                 <w:sz w:val="18"/>
               </w:rPr>
-              <w:t>여기에 결과 스크린샷을 붙여넣으세요 (커서를 두고 Ctrl+V)</w:t>
+              <w:t>여기에 결과 출력을 적거나 스크린샷을 붙여넣으세요 (커서를 두고 Ctrl+V)</w:t>
             </w:r>
           </w:p>
         </w:tc>
@@ -1068,7 +1068,7 @@
           <w:b/>
           <w:sz w:val="22"/>
         </w:rPr>
-        <w:t>▶ 실행 결과 화면 (스크린샷 붙여넣기)</w:t>
+        <w:t>▶ 실행 결과 (출력/스크린샷)</w:t>
       </w:r>
     </w:p>
     <w:tbl>
@@ -1102,7 +1102,7 @@
                 <w:color w:val="AAAAAA"/>
                 <w:sz w:val="18"/>
               </w:rPr>
-              <w:t>여기에 결과 스크린샷을 붙여넣으세요 (커서를 두고 Ctrl+V)</w:t>
+              <w:t>여기에 결과 출력을 적거나 스크린샷을 붙여넣으세요 (커서를 두고 Ctrl+V)</w:t>
             </w:r>
           </w:p>
         </w:tc>
@@ -1391,7 +1391,7 @@
           <w:b/>
           <w:sz w:val="22"/>
         </w:rPr>
-        <w:t>▶ 실행 결과 화면 (스크린샷 붙여넣기)</w:t>
+        <w:t>▶ 실행 결과 (출력/스크린샷)</w:t>
       </w:r>
     </w:p>
     <w:tbl>
@@ -1425,7 +1425,7 @@
                 <w:color w:val="AAAAAA"/>
                 <w:sz w:val="18"/>
               </w:rPr>
-              <w:t>여기에 결과 스크린샷을 붙여넣으세요 (커서를 두고 Ctrl+V)</w:t>
+              <w:t>여기에 결과 출력을 적거나 스크린샷을 붙여넣으세요 (커서를 두고 Ctrl+V)</w:t>
             </w:r>
           </w:p>
         </w:tc>
@@ -1649,7 +1649,7 @@
           <w:b/>
           <w:sz w:val="22"/>
         </w:rPr>
-        <w:t>▶ 실행 결과 화면 (스크린샷 붙여넣기)</w:t>
+        <w:t>▶ 실행 결과 (출력/스크린샷)</w:t>
       </w:r>
     </w:p>
     <w:tbl>
@@ -1683,7 +1683,7 @@
                 <w:color w:val="AAAAAA"/>
                 <w:sz w:val="18"/>
               </w:rPr>
-              <w:t>여기에 결과 스크린샷을 붙여넣으세요 (커서를 두고 Ctrl+V)</w:t>
+              <w:t>여기에 결과 출력을 적거나 스크린샷을 붙여넣으세요 (커서를 두고 Ctrl+V)</w:t>
             </w:r>
           </w:p>
         </w:tc>

--- a/contents/battle-workbook/attack-w06.docx
+++ b/contents/battle-workbook/attack-w06.docx
@@ -394,7 +394,7 @@
           <w:rFonts w:ascii="Consolas" w:hAnsi="Consolas"/>
           <w:sz w:val="19"/>
         </w:rPr>
-        <w:t>curl -s -A "sqlmap/1.7" -H "Host: dvwa.6v6.lab" \</w:t>
+        <w:t>curl -s -A "sqlmap/1.7" -H "Host: dvwa.el34.lab" \</w:t>
         <w:br/>
         <w:t xml:space="preserve">  "http://192.168.0.161/login?user=admin&amp;pass=at6r1-kim-test"</w:t>
       </w:r>
@@ -690,9 +690,9 @@
           <w:rFonts w:ascii="Consolas" w:hAnsi="Consolas"/>
           <w:sz w:val="19"/>
         </w:rPr>
-        <w:t>curl -s -A "gobuster/3" -H "Host: dvwa.6v6.lab" "http://192.168.0.161/admin?probe=at6r1-kim"</w:t>
+        <w:t>curl -s -A "gobuster/3" -H "Host: dvwa.el34.lab" "http://192.168.0.161/admin?probe=at6r1-kim"</w:t>
         <w:br/>
-        <w:t>curl -s -H "Host: dvwa.6v6.lab" "http://192.168.0.161/account?id=at6r1-kim-1001"</w:t>
+        <w:t>curl -s -H "Host: dvwa.el34.lab" "http://192.168.0.161/account?id=at6r1-kim-1001"</w:t>
       </w:r>
     </w:p>
     <w:p>
